--- a/en/wisdom-stories/judges-answer.docx
+++ b/en/wisdom-stories/judges-answer.docx
@@ -79,7 +79,7 @@
         <w:rPr>
           <w:lang/>
         </w:rPr>
-        <w:t>The merchant came to the church when he heard the news. He counted his money, but instead of the promised 100 guilders, he offered the carpenter just five. The carpenter asked him to honour his word.</w:t>
+        <w:t xml:space="preserve">The merchant came to the church when he heard the news. He counted his money, but instead of the promised 100 guilders, he offered the carpenter just five. The carpenter asked him to honor his word.</w:t>
       </w:r>
     </w:p>
     <w:p>
